--- a/Course/2 Component 2 - Algorithms and Programming/2.3 Algorithms/00 Topic Resources/1 Knowledge Organiser (editable).docx
+++ b/Course/2 Component 2 - Algorithms and Programming/2.3 Algorithms/00 Topic Resources/1 Knowledge Organiser (editable).docx
@@ -7,12 +7,17 @@
         <w:pStyle w:val="Heading1"/>
       </w:pPr>
       <w:r>
+        <w:rPr>
+          <w:b w:val="0"/>
+          <w:i w:val="0"/>
+        </w:rPr>
         <w:t>Knowledge Organiser — 2.3 Algorithms</w:t>
       </w:r>
     </w:p>
     <w:p>
       <w:r>
         <w:rPr>
+          <w:b w:val="0"/>
           <w:i/>
         </w:rPr>
         <w:t>OCR A Level Computer Science H446, Component 02, Section 2.3.1 — Algorithms.</w:t>
@@ -30,6 +35,10 @@
         <w:pStyle w:val="Heading2"/>
       </w:pPr>
       <w:r>
+        <w:rPr>
+          <w:b w:val="0"/>
+          <w:i w:val="0"/>
+        </w:rPr>
         <w:t>Big O complexity classes</w:t>
       </w:r>
     </w:p>
@@ -60,6 +69,7 @@
             <w:r>
               <w:rPr>
                 <w:b/>
+                <w:i w:val="0"/>
               </w:rPr>
               <w:t>Class</w:t>
             </w:r>
@@ -79,6 +89,7 @@
             <w:r>
               <w:rPr>
                 <w:b/>
+                <w:i w:val="0"/>
               </w:rPr>
               <w:t>Name</w:t>
             </w:r>
@@ -98,6 +109,7 @@
             <w:r>
               <w:rPr>
                 <w:b/>
+                <w:i w:val="0"/>
               </w:rPr>
               <w:t>Growth as n increases</w:t>
             </w:r>
@@ -117,6 +129,7 @@
             <w:r>
               <w:rPr>
                 <w:b/>
+                <w:i w:val="0"/>
               </w:rPr>
               <w:t>Example</w:t>
             </w:r>
@@ -133,6 +146,7 @@
             <w:r>
               <w:rPr>
                 <w:b/>
+                <w:i w:val="0"/>
               </w:rPr>
               <w:t>O(1)</w:t>
             </w:r>
@@ -145,6 +159,10 @@
           <w:p>
             <w:r/>
             <w:r>
+              <w:rPr>
+                <w:b w:val="0"/>
+                <w:i w:val="0"/>
+              </w:rPr>
               <w:t>Constant</w:t>
             </w:r>
           </w:p>
@@ -156,6 +174,10 @@
           <w:p>
             <w:r/>
             <w:r>
+              <w:rPr>
+                <w:b w:val="0"/>
+                <w:i w:val="0"/>
+              </w:rPr>
               <w:t>No change with n</w:t>
             </w:r>
           </w:p>
@@ -169,11 +191,17 @@
             <w:r>
               <w:rPr>
                 <w:rFonts w:ascii="Consolas" w:hAnsi="Consolas"/>
+                <w:b w:val="0"/>
+                <w:i w:val="0"/>
                 <w:sz w:val="19"/>
               </w:rPr>
               <w:t>array[i]</w:t>
             </w:r>
             <w:r>
+              <w:rPr>
+                <w:b w:val="0"/>
+                <w:i w:val="0"/>
+              </w:rPr>
               <w:t>; stack push/pop</w:t>
             </w:r>
           </w:p>
@@ -189,6 +217,7 @@
             <w:r>
               <w:rPr>
                 <w:b/>
+                <w:i w:val="0"/>
               </w:rPr>
               <w:t>O(log n)</w:t>
             </w:r>
@@ -201,6 +230,10 @@
           <w:p>
             <w:r/>
             <w:r>
+              <w:rPr>
+                <w:b w:val="0"/>
+                <w:i w:val="0"/>
+              </w:rPr>
               <w:t>Logarithmic</w:t>
             </w:r>
           </w:p>
@@ -212,6 +245,10 @@
           <w:p>
             <w:r/>
             <w:r>
+              <w:rPr>
+                <w:b w:val="0"/>
+                <w:i w:val="0"/>
+              </w:rPr>
               <w:t>Doubling n adds one step</w:t>
             </w:r>
           </w:p>
@@ -223,6 +260,10 @@
           <w:p>
             <w:r/>
             <w:r>
+              <w:rPr>
+                <w:b w:val="0"/>
+                <w:i w:val="0"/>
+              </w:rPr>
               <w:t>Binary search</w:t>
             </w:r>
           </w:p>
@@ -238,6 +279,7 @@
             <w:r>
               <w:rPr>
                 <w:b/>
+                <w:i w:val="0"/>
               </w:rPr>
               <w:t>O(n)</w:t>
             </w:r>
@@ -250,6 +292,10 @@
           <w:p>
             <w:r/>
             <w:r>
+              <w:rPr>
+                <w:b w:val="0"/>
+                <w:i w:val="0"/>
+              </w:rPr>
               <w:t>Linear</w:t>
             </w:r>
           </w:p>
@@ -261,6 +307,10 @@
           <w:p>
             <w:r/>
             <w:r>
+              <w:rPr>
+                <w:b w:val="0"/>
+                <w:i w:val="0"/>
+              </w:rPr>
               <w:t>Doubling n doubles time</w:t>
             </w:r>
           </w:p>
@@ -272,6 +322,10 @@
           <w:p>
             <w:r/>
             <w:r>
+              <w:rPr>
+                <w:b w:val="0"/>
+                <w:i w:val="0"/>
+              </w:rPr>
               <w:t>Linear search; single loop</w:t>
             </w:r>
           </w:p>
@@ -287,6 +341,7 @@
             <w:r>
               <w:rPr>
                 <w:b/>
+                <w:i w:val="0"/>
               </w:rPr>
               <w:t>O(n log n)</w:t>
             </w:r>
@@ -299,6 +354,10 @@
           <w:p>
             <w:r/>
             <w:r>
+              <w:rPr>
+                <w:b w:val="0"/>
+                <w:i w:val="0"/>
+              </w:rPr>
               <w:t>Linearithmic</w:t>
             </w:r>
           </w:p>
@@ -310,6 +369,10 @@
           <w:p>
             <w:r/>
             <w:r>
+              <w:rPr>
+                <w:b w:val="0"/>
+                <w:i w:val="0"/>
+              </w:rPr>
               <w:t>Slightly worse than linear</w:t>
             </w:r>
           </w:p>
@@ -321,6 +384,10 @@
           <w:p>
             <w:r/>
             <w:r>
+              <w:rPr>
+                <w:b w:val="0"/>
+                <w:i w:val="0"/>
+              </w:rPr>
               <w:t>Merge/quick sort (average)</w:t>
             </w:r>
           </w:p>
@@ -336,6 +403,7 @@
             <w:r>
               <w:rPr>
                 <w:b/>
+                <w:i w:val="0"/>
               </w:rPr>
               <w:t>O(n²)</w:t>
             </w:r>
@@ -348,6 +416,10 @@
           <w:p>
             <w:r/>
             <w:r>
+              <w:rPr>
+                <w:b w:val="0"/>
+                <w:i w:val="0"/>
+              </w:rPr>
               <w:t>Polynomial (quadratic)</w:t>
             </w:r>
           </w:p>
@@ -359,6 +431,10 @@
           <w:p>
             <w:r/>
             <w:r>
+              <w:rPr>
+                <w:b w:val="0"/>
+                <w:i w:val="0"/>
+              </w:rPr>
               <w:t>Doubling n quadruples time</w:t>
             </w:r>
           </w:p>
@@ -370,6 +446,10 @@
           <w:p>
             <w:r/>
             <w:r>
+              <w:rPr>
+                <w:b w:val="0"/>
+                <w:i w:val="0"/>
+              </w:rPr>
               <w:t>Bubble/insertion sort; nested loops</w:t>
             </w:r>
           </w:p>
@@ -385,6 +465,7 @@
             <w:r>
               <w:rPr>
                 <w:b/>
+                <w:i w:val="0"/>
               </w:rPr>
               <w:t>O(2ⁿ)</w:t>
             </w:r>
@@ -397,6 +478,10 @@
           <w:p>
             <w:r/>
             <w:r>
+              <w:rPr>
+                <w:b w:val="0"/>
+                <w:i w:val="0"/>
+              </w:rPr>
               <w:t>Exponential</w:t>
             </w:r>
           </w:p>
@@ -408,6 +493,10 @@
           <w:p>
             <w:r/>
             <w:r>
+              <w:rPr>
+                <w:b w:val="0"/>
+                <w:i w:val="0"/>
+              </w:rPr>
               <w:t>One extra item doubles time</w:t>
             </w:r>
           </w:p>
@@ -419,6 +508,10 @@
           <w:p>
             <w:r/>
             <w:r>
+              <w:rPr>
+                <w:b w:val="0"/>
+                <w:i w:val="0"/>
+              </w:rPr>
               <w:t>Naïve recursive Fibonacci; brute-force TSP</w:t>
             </w:r>
           </w:p>
@@ -431,33 +524,52 @@
         <w:pStyle w:val="ListBullet"/>
       </w:pPr>
       <w:r>
+        <w:rPr>
+          <w:b w:val="0"/>
+          <w:i w:val="0"/>
+        </w:rPr>
         <w:t xml:space="preserve">Big O = </w:t>
       </w:r>
       <w:r>
         <w:rPr>
           <w:b/>
+          <w:i w:val="0"/>
         </w:rPr>
         <w:t>worst-case</w:t>
       </w:r>
       <w:r>
+        <w:rPr>
+          <w:b w:val="0"/>
+          <w:i w:val="0"/>
+        </w:rPr>
         <w:t xml:space="preserve"> growth of </w:t>
       </w:r>
       <w:r>
         <w:rPr>
           <w:b/>
+          <w:i w:val="0"/>
         </w:rPr>
         <w:t>time</w:t>
       </w:r>
       <w:r>
+        <w:rPr>
+          <w:b w:val="0"/>
+          <w:i w:val="0"/>
+        </w:rPr>
         <w:t xml:space="preserve"> (operations) or </w:t>
       </w:r>
       <w:r>
         <w:rPr>
           <w:b/>
+          <w:i w:val="0"/>
         </w:rPr>
         <w:t>space</w:t>
       </w:r>
       <w:r>
+        <w:rPr>
+          <w:b w:val="0"/>
+          <w:i w:val="0"/>
+        </w:rPr>
         <w:t xml:space="preserve"> (memory) vs input size n.</w:t>
       </w:r>
     </w:p>
@@ -466,25 +578,40 @@
         <w:pStyle w:val="ListBullet"/>
       </w:pPr>
       <w:r>
+        <w:rPr>
+          <w:b w:val="0"/>
+          <w:i w:val="0"/>
+        </w:rPr>
         <w:t xml:space="preserve">Drop constants &amp; lower-order terms: </w:t>
       </w:r>
       <w:r>
         <w:rPr>
           <w:rFonts w:ascii="Consolas" w:hAnsi="Consolas"/>
+          <w:b w:val="0"/>
+          <w:i w:val="0"/>
           <w:sz w:val="19"/>
         </w:rPr>
         <w:t>3n² + 5n + 17</w:t>
       </w:r>
       <w:r>
+        <w:rPr>
+          <w:b w:val="0"/>
+          <w:i w:val="0"/>
+        </w:rPr>
         <w:t xml:space="preserve"> → </w:t>
       </w:r>
       <w:r>
         <w:rPr>
           <w:b/>
+          <w:i w:val="0"/>
         </w:rPr>
         <w:t>O(n²)</w:t>
       </w:r>
       <w:r>
+        <w:rPr>
+          <w:b w:val="0"/>
+          <w:i w:val="0"/>
+        </w:rPr>
         <w:t xml:space="preserve"> (dominant term wins).</w:t>
       </w:r>
     </w:p>
@@ -495,19 +622,29 @@
       <w:r>
         <w:rPr>
           <w:b/>
+          <w:i w:val="0"/>
         </w:rPr>
         <w:t>Tractable</w:t>
       </w:r>
       <w:r>
+        <w:rPr>
+          <w:b w:val="0"/>
+          <w:i w:val="0"/>
+        </w:rPr>
         <w:t xml:space="preserve"> = solvable in polynomial time or better; </w:t>
       </w:r>
       <w:r>
         <w:rPr>
           <w:b/>
+          <w:i w:val="0"/>
         </w:rPr>
         <w:t>intractable</w:t>
       </w:r>
       <w:r>
+        <w:rPr>
+          <w:b w:val="0"/>
+          <w:i w:val="0"/>
+        </w:rPr>
         <w:t xml:space="preserve"> = only exponential (O(2ⁿ)) or worse.</w:t>
       </w:r>
     </w:p>
@@ -523,6 +660,10 @@
         <w:pStyle w:val="Heading2"/>
       </w:pPr>
       <w:r>
+        <w:rPr>
+          <w:b w:val="0"/>
+          <w:i w:val="0"/>
+        </w:rPr>
         <w:t>Standard algorithm complexities (VERIFIED)</w:t>
       </w:r>
     </w:p>
@@ -555,6 +696,7 @@
             <w:r>
               <w:rPr>
                 <w:b/>
+                <w:i w:val="0"/>
               </w:rPr>
               <w:t>Algorithm</w:t>
             </w:r>
@@ -574,6 +716,7 @@
             <w:r>
               <w:rPr>
                 <w:b/>
+                <w:i w:val="0"/>
               </w:rPr>
               <w:t>Best</w:t>
             </w:r>
@@ -593,6 +736,7 @@
             <w:r>
               <w:rPr>
                 <w:b/>
+                <w:i w:val="0"/>
               </w:rPr>
               <w:t>Average</w:t>
             </w:r>
@@ -612,6 +756,7 @@
             <w:r>
               <w:rPr>
                 <w:b/>
+                <w:i w:val="0"/>
               </w:rPr>
               <w:t>Worst</w:t>
             </w:r>
@@ -631,6 +776,7 @@
             <w:r>
               <w:rPr>
                 <w:b/>
+                <w:i w:val="0"/>
               </w:rPr>
               <w:t>Space</w:t>
             </w:r>
@@ -650,6 +796,7 @@
             <w:r>
               <w:rPr>
                 <w:b/>
+                <w:i w:val="0"/>
               </w:rPr>
               <w:t>Stable?</w:t>
             </w:r>
@@ -666,6 +813,7 @@
             <w:r>
               <w:rPr>
                 <w:b/>
+                <w:i w:val="0"/>
               </w:rPr>
               <w:t>Linear search</w:t>
             </w:r>
@@ -678,6 +826,10 @@
           <w:p>
             <w:r/>
             <w:r>
+              <w:rPr>
+                <w:b w:val="0"/>
+                <w:i w:val="0"/>
+              </w:rPr>
               <w:t>O(1)</w:t>
             </w:r>
           </w:p>
@@ -689,6 +841,10 @@
           <w:p>
             <w:r/>
             <w:r>
+              <w:rPr>
+                <w:b w:val="0"/>
+                <w:i w:val="0"/>
+              </w:rPr>
               <w:t>O(n)</w:t>
             </w:r>
           </w:p>
@@ -700,6 +856,10 @@
           <w:p>
             <w:r/>
             <w:r>
+              <w:rPr>
+                <w:b w:val="0"/>
+                <w:i w:val="0"/>
+              </w:rPr>
               <w:t>O(n)</w:t>
             </w:r>
           </w:p>
@@ -711,6 +871,10 @@
           <w:p>
             <w:r/>
             <w:r>
+              <w:rPr>
+                <w:b w:val="0"/>
+                <w:i w:val="0"/>
+              </w:rPr>
               <w:t>O(1)</w:t>
             </w:r>
           </w:p>
@@ -722,6 +886,10 @@
           <w:p>
             <w:r/>
             <w:r>
+              <w:rPr>
+                <w:b w:val="0"/>
+                <w:i w:val="0"/>
+              </w:rPr>
               <w:t>—</w:t>
             </w:r>
           </w:p>
@@ -737,6 +905,7 @@
             <w:r>
               <w:rPr>
                 <w:b/>
+                <w:i w:val="0"/>
               </w:rPr>
               <w:t>Binary search</w:t>
             </w:r>
@@ -749,6 +918,10 @@
           <w:p>
             <w:r/>
             <w:r>
+              <w:rPr>
+                <w:b w:val="0"/>
+                <w:i w:val="0"/>
+              </w:rPr>
               <w:t>O(1)</w:t>
             </w:r>
           </w:p>
@@ -760,6 +933,10 @@
           <w:p>
             <w:r/>
             <w:r>
+              <w:rPr>
+                <w:b w:val="0"/>
+                <w:i w:val="0"/>
+              </w:rPr>
               <w:t>O(log n)</w:t>
             </w:r>
           </w:p>
@@ -771,6 +948,10 @@
           <w:p>
             <w:r/>
             <w:r>
+              <w:rPr>
+                <w:b w:val="0"/>
+                <w:i w:val="0"/>
+              </w:rPr>
               <w:t>O(log n)</w:t>
             </w:r>
           </w:p>
@@ -782,6 +963,10 @@
           <w:p>
             <w:r/>
             <w:r>
+              <w:rPr>
+                <w:b w:val="0"/>
+                <w:i w:val="0"/>
+              </w:rPr>
               <w:t>O(1) iter / O(log n) rec</w:t>
             </w:r>
           </w:p>
@@ -793,6 +978,10 @@
           <w:p>
             <w:r/>
             <w:r>
+              <w:rPr>
+                <w:b w:val="0"/>
+                <w:i w:val="0"/>
+              </w:rPr>
               <w:t>—</w:t>
             </w:r>
           </w:p>
@@ -808,6 +997,7 @@
             <w:r>
               <w:rPr>
                 <w:b/>
+                <w:i w:val="0"/>
               </w:rPr>
               <w:t>Bubble sort</w:t>
             </w:r>
@@ -820,6 +1010,10 @@
           <w:p>
             <w:r/>
             <w:r>
+              <w:rPr>
+                <w:b w:val="0"/>
+                <w:i w:val="0"/>
+              </w:rPr>
               <w:t>O(n)*</w:t>
             </w:r>
           </w:p>
@@ -831,6 +1025,10 @@
           <w:p>
             <w:r/>
             <w:r>
+              <w:rPr>
+                <w:b w:val="0"/>
+                <w:i w:val="0"/>
+              </w:rPr>
               <w:t>O(n²)</w:t>
             </w:r>
           </w:p>
@@ -842,6 +1040,10 @@
           <w:p>
             <w:r/>
             <w:r>
+              <w:rPr>
+                <w:b w:val="0"/>
+                <w:i w:val="0"/>
+              </w:rPr>
               <w:t>O(n²)</w:t>
             </w:r>
           </w:p>
@@ -853,6 +1055,10 @@
           <w:p>
             <w:r/>
             <w:r>
+              <w:rPr>
+                <w:b w:val="0"/>
+                <w:i w:val="0"/>
+              </w:rPr>
               <w:t>O(1)</w:t>
             </w:r>
           </w:p>
@@ -864,6 +1070,10 @@
           <w:p>
             <w:r/>
             <w:r>
+              <w:rPr>
+                <w:b w:val="0"/>
+                <w:i w:val="0"/>
+              </w:rPr>
               <w:t>Yes</w:t>
             </w:r>
           </w:p>
@@ -879,6 +1089,7 @@
             <w:r>
               <w:rPr>
                 <w:b/>
+                <w:i w:val="0"/>
               </w:rPr>
               <w:t>Insertion sort</w:t>
             </w:r>
@@ -891,6 +1102,10 @@
           <w:p>
             <w:r/>
             <w:r>
+              <w:rPr>
+                <w:b w:val="0"/>
+                <w:i w:val="0"/>
+              </w:rPr>
               <w:t>O(n)</w:t>
             </w:r>
           </w:p>
@@ -902,6 +1117,10 @@
           <w:p>
             <w:r/>
             <w:r>
+              <w:rPr>
+                <w:b w:val="0"/>
+                <w:i w:val="0"/>
+              </w:rPr>
               <w:t>O(n²)</w:t>
             </w:r>
           </w:p>
@@ -913,6 +1132,10 @@
           <w:p>
             <w:r/>
             <w:r>
+              <w:rPr>
+                <w:b w:val="0"/>
+                <w:i w:val="0"/>
+              </w:rPr>
               <w:t>O(n²)</w:t>
             </w:r>
           </w:p>
@@ -924,6 +1147,10 @@
           <w:p>
             <w:r/>
             <w:r>
+              <w:rPr>
+                <w:b w:val="0"/>
+                <w:i w:val="0"/>
+              </w:rPr>
               <w:t>O(1)</w:t>
             </w:r>
           </w:p>
@@ -935,6 +1162,10 @@
           <w:p>
             <w:r/>
             <w:r>
+              <w:rPr>
+                <w:b w:val="0"/>
+                <w:i w:val="0"/>
+              </w:rPr>
               <w:t>Yes</w:t>
             </w:r>
           </w:p>
@@ -950,6 +1181,7 @@
             <w:r>
               <w:rPr>
                 <w:b/>
+                <w:i w:val="0"/>
               </w:rPr>
               <w:t>Merge sort</w:t>
             </w:r>
@@ -962,6 +1194,10 @@
           <w:p>
             <w:r/>
             <w:r>
+              <w:rPr>
+                <w:b w:val="0"/>
+                <w:i w:val="0"/>
+              </w:rPr>
               <w:t>O(n log n)</w:t>
             </w:r>
           </w:p>
@@ -973,6 +1209,10 @@
           <w:p>
             <w:r/>
             <w:r>
+              <w:rPr>
+                <w:b w:val="0"/>
+                <w:i w:val="0"/>
+              </w:rPr>
               <w:t>O(n log n)</w:t>
             </w:r>
           </w:p>
@@ -984,6 +1224,10 @@
           <w:p>
             <w:r/>
             <w:r>
+              <w:rPr>
+                <w:b w:val="0"/>
+                <w:i w:val="0"/>
+              </w:rPr>
               <w:t>O(n log n)</w:t>
             </w:r>
           </w:p>
@@ -995,6 +1239,10 @@
           <w:p>
             <w:r/>
             <w:r>
+              <w:rPr>
+                <w:b w:val="0"/>
+                <w:i w:val="0"/>
+              </w:rPr>
               <w:t>O(n)</w:t>
             </w:r>
           </w:p>
@@ -1006,6 +1254,10 @@
           <w:p>
             <w:r/>
             <w:r>
+              <w:rPr>
+                <w:b w:val="0"/>
+                <w:i w:val="0"/>
+              </w:rPr>
               <w:t>Yes</w:t>
             </w:r>
           </w:p>
@@ -1021,6 +1273,7 @@
             <w:r>
               <w:rPr>
                 <w:b/>
+                <w:i w:val="0"/>
               </w:rPr>
               <w:t>Quick sort</w:t>
             </w:r>
@@ -1033,6 +1286,10 @@
           <w:p>
             <w:r/>
             <w:r>
+              <w:rPr>
+                <w:b w:val="0"/>
+                <w:i w:val="0"/>
+              </w:rPr>
               <w:t>O(n log n)</w:t>
             </w:r>
           </w:p>
@@ -1044,6 +1301,10 @@
           <w:p>
             <w:r/>
             <w:r>
+              <w:rPr>
+                <w:b w:val="0"/>
+                <w:i w:val="0"/>
+              </w:rPr>
               <w:t>O(n log n)</w:t>
             </w:r>
           </w:p>
@@ -1057,6 +1318,7 @@
             <w:r>
               <w:rPr>
                 <w:b/>
+                <w:i w:val="0"/>
               </w:rPr>
               <w:t>O(n²)</w:t>
             </w:r>
@@ -1069,6 +1331,10 @@
           <w:p>
             <w:r/>
             <w:r>
+              <w:rPr>
+                <w:b w:val="0"/>
+                <w:i w:val="0"/>
+              </w:rPr>
               <w:t>O(log n)</w:t>
             </w:r>
           </w:p>
@@ -1080,6 +1346,10 @@
           <w:p>
             <w:r/>
             <w:r>
+              <w:rPr>
+                <w:b w:val="0"/>
+                <w:i w:val="0"/>
+              </w:rPr>
               <w:t>No</w:t>
             </w:r>
           </w:p>
@@ -1089,22 +1359,25 @@
     <w:p/>
     <w:p>
       <w:r>
-        <w:t>\</w:t>
+        <w:rPr>
+          <w:b w:val="0"/>
+          <w:i w:val="0"/>
+        </w:rPr>
+        <w:t xml:space="preserve">* Bubble best case O(n) only </w:t>
       </w:r>
       <w:r>
         <w:rPr>
-          <w:i/>
-        </w:rPr>
-        <w:t xml:space="preserve"> Bubble best case O(n) only </w:t>
-      </w:r>
-      <w:r>
-        <w:rPr>
-          <w:i/>
+          <w:b/>
+          <w:i w:val="0"/>
         </w:rPr>
         <w:t>with a swap flag</w:t>
       </w:r>
       <w:r>
-        <w:t>* on already-sorted data; otherwise O(n²).</w:t>
+        <w:rPr>
+          <w:b w:val="0"/>
+          <w:i w:val="0"/>
+        </w:rPr>
+        <w:t xml:space="preserve"> on already-sorted data; otherwise O(n²).</w:t>
       </w:r>
     </w:p>
     <w:p>
@@ -1119,6 +1392,10 @@
         <w:pStyle w:val="Heading2"/>
       </w:pPr>
       <w:r>
+        <w:rPr>
+          <w:b w:val="0"/>
+          <w:i w:val="0"/>
+        </w:rPr>
         <w:t>How each one works (one line)</w:t>
       </w:r>
     </w:p>
@@ -1147,6 +1424,7 @@
             <w:r>
               <w:rPr>
                 <w:b/>
+                <w:i w:val="0"/>
               </w:rPr>
               <w:t>Algorithm</w:t>
             </w:r>
@@ -1166,6 +1444,7 @@
             <w:r>
               <w:rPr>
                 <w:b/>
+                <w:i w:val="0"/>
               </w:rPr>
               <w:t>How it works</w:t>
             </w:r>
@@ -1182,6 +1461,7 @@
             <w:r>
               <w:rPr>
                 <w:b/>
+                <w:i w:val="0"/>
               </w:rPr>
               <w:t>Linear search</w:t>
             </w:r>
@@ -1194,15 +1474,24 @@
           <w:p>
             <w:r/>
             <w:r>
+              <w:rPr>
+                <w:b w:val="0"/>
+                <w:i w:val="0"/>
+              </w:rPr>
               <w:t xml:space="preserve">Check each element in turn from the start until found or list ends. Works on </w:t>
             </w:r>
             <w:r>
               <w:rPr>
                 <w:b/>
+                <w:i w:val="0"/>
               </w:rPr>
               <w:t>unsorted</w:t>
             </w:r>
             <w:r>
+              <w:rPr>
+                <w:b w:val="0"/>
+                <w:i w:val="0"/>
+              </w:rPr>
               <w:t xml:space="preserve"> data.</w:t>
             </w:r>
           </w:p>
@@ -1218,6 +1507,7 @@
             <w:r>
               <w:rPr>
                 <w:b/>
+                <w:i w:val="0"/>
               </w:rPr>
               <w:t>Binary search</w:t>
             </w:r>
@@ -1230,15 +1520,24 @@
           <w:p>
             <w:r/>
             <w:r>
+              <w:rPr>
+                <w:b w:val="0"/>
+                <w:i w:val="0"/>
+              </w:rPr>
               <w:t xml:space="preserve">Check middle of a </w:t>
             </w:r>
             <w:r>
               <w:rPr>
                 <w:b/>
+                <w:i w:val="0"/>
               </w:rPr>
               <w:t>sorted</w:t>
             </w:r>
             <w:r>
+              <w:rPr>
+                <w:b w:val="0"/>
+                <w:i w:val="0"/>
+              </w:rPr>
               <w:t xml:space="preserve"> list; discard the half that cannot contain target; repeat (halves space each pass).</w:t>
             </w:r>
           </w:p>
@@ -1254,6 +1553,7 @@
             <w:r>
               <w:rPr>
                 <w:b/>
+                <w:i w:val="0"/>
               </w:rPr>
               <w:t>Bubble sort</w:t>
             </w:r>
@@ -1266,6 +1566,10 @@
           <w:p>
             <w:r/>
             <w:r>
+              <w:rPr>
+                <w:b w:val="0"/>
+                <w:i w:val="0"/>
+              </w:rPr>
               <w:t>Repeatedly compare adjacent pairs and swap if out of order; largest "bubbles" to end each pass.</w:t>
             </w:r>
           </w:p>
@@ -1281,6 +1585,7 @@
             <w:r>
               <w:rPr>
                 <w:b/>
+                <w:i w:val="0"/>
               </w:rPr>
               <w:t>Insertion sort</w:t>
             </w:r>
@@ -1293,6 +1598,10 @@
           <w:p>
             <w:r/>
             <w:r>
+              <w:rPr>
+                <w:b w:val="0"/>
+                <w:i w:val="0"/>
+              </w:rPr>
               <w:t>Build a sorted front section; insert each next element into place by shifting larger ones right.</w:t>
             </w:r>
           </w:p>
@@ -1308,6 +1617,7 @@
             <w:r>
               <w:rPr>
                 <w:b/>
+                <w:i w:val="0"/>
               </w:rPr>
               <w:t>Merge sort</w:t>
             </w:r>
@@ -1320,6 +1630,10 @@
           <w:p>
             <w:r/>
             <w:r>
+              <w:rPr>
+                <w:b w:val="0"/>
+                <w:i w:val="0"/>
+              </w:rPr>
               <w:t>Divide-and-conquer: recursively split in half until single items, then merge sublists in order.</w:t>
             </w:r>
           </w:p>
@@ -1335,6 +1649,7 @@
             <w:r>
               <w:rPr>
                 <w:b/>
+                <w:i w:val="0"/>
               </w:rPr>
               <w:t>Quick sort</w:t>
             </w:r>
@@ -1347,6 +1662,10 @@
           <w:p>
             <w:r/>
             <w:r>
+              <w:rPr>
+                <w:b w:val="0"/>
+                <w:i w:val="0"/>
+              </w:rPr>
               <w:t>Divide-and-conquer: pick a pivot, partition (smaller left / larger right), recursively sort each side.</w:t>
             </w:r>
           </w:p>
@@ -1362,10 +1681,15 @@
       <w:r>
         <w:rPr>
           <w:b/>
+          <w:i w:val="0"/>
         </w:rPr>
         <w:t>Binary search precondition: the list MUST be sorted.</w:t>
       </w:r>
       <w:r>
+        <w:rPr>
+          <w:b w:val="0"/>
+          <w:i w:val="0"/>
+        </w:rPr>
         <w:t xml:space="preserve"> Quote this in every answer.</w:t>
       </w:r>
     </w:p>
@@ -1381,6 +1705,10 @@
         <w:pStyle w:val="Heading2"/>
       </w:pPr>
       <w:r>
+        <w:rPr>
+          <w:b w:val="0"/>
+          <w:i w:val="0"/>
+        </w:rPr>
         <w:t>Data structure operation complexities</w:t>
       </w:r>
     </w:p>
@@ -1410,6 +1738,7 @@
             <w:r>
               <w:rPr>
                 <w:b/>
+                <w:i w:val="0"/>
               </w:rPr>
               <w:t>Structure</w:t>
             </w:r>
@@ -1429,6 +1758,7 @@
             <w:r>
               <w:rPr>
                 <w:b/>
+                <w:i w:val="0"/>
               </w:rPr>
               <w:t>Operations</w:t>
             </w:r>
@@ -1448,6 +1778,7 @@
             <w:r>
               <w:rPr>
                 <w:b/>
+                <w:i w:val="0"/>
               </w:rPr>
               <w:t>Complexity</w:t>
             </w:r>
@@ -1464,10 +1795,15 @@
             <w:r>
               <w:rPr>
                 <w:b/>
+                <w:i w:val="0"/>
               </w:rPr>
               <w:t>Stack</w:t>
             </w:r>
             <w:r>
+              <w:rPr>
+                <w:b w:val="0"/>
+                <w:i w:val="0"/>
+              </w:rPr>
               <w:t xml:space="preserve"> (LIFO)</w:t>
             </w:r>
           </w:p>
@@ -1479,6 +1815,10 @@
           <w:p>
             <w:r/>
             <w:r>
+              <w:rPr>
+                <w:b w:val="0"/>
+                <w:i w:val="0"/>
+              </w:rPr>
               <w:t>push / pop / peek / isEmpty</w:t>
             </w:r>
           </w:p>
@@ -1490,6 +1830,10 @@
           <w:p>
             <w:r/>
             <w:r>
+              <w:rPr>
+                <w:b w:val="0"/>
+                <w:i w:val="0"/>
+              </w:rPr>
               <w:t>O(1)</w:t>
             </w:r>
           </w:p>
@@ -1505,10 +1849,15 @@
             <w:r>
               <w:rPr>
                 <w:b/>
+                <w:i w:val="0"/>
               </w:rPr>
               <w:t>Queue</w:t>
             </w:r>
             <w:r>
+              <w:rPr>
+                <w:b w:val="0"/>
+                <w:i w:val="0"/>
+              </w:rPr>
               <w:t xml:space="preserve"> (FIFO)</w:t>
             </w:r>
           </w:p>
@@ -1520,6 +1869,10 @@
           <w:p>
             <w:r/>
             <w:r>
+              <w:rPr>
+                <w:b w:val="0"/>
+                <w:i w:val="0"/>
+              </w:rPr>
               <w:t>enQueue (rear) / deQueue (front)</w:t>
             </w:r>
           </w:p>
@@ -1531,6 +1884,10 @@
           <w:p>
             <w:r/>
             <w:r>
+              <w:rPr>
+                <w:b w:val="0"/>
+                <w:i w:val="0"/>
+              </w:rPr>
               <w:t>O(1)</w:t>
             </w:r>
           </w:p>
@@ -1546,6 +1903,7 @@
             <w:r>
               <w:rPr>
                 <w:b/>
+                <w:i w:val="0"/>
               </w:rPr>
               <w:t>Array</w:t>
             </w:r>
@@ -1558,6 +1916,10 @@
           <w:p>
             <w:r/>
             <w:r>
+              <w:rPr>
+                <w:b w:val="0"/>
+                <w:i w:val="0"/>
+              </w:rPr>
               <w:t>access by index</w:t>
             </w:r>
           </w:p>
@@ -1569,6 +1931,10 @@
           <w:p>
             <w:r/>
             <w:r>
+              <w:rPr>
+                <w:b w:val="0"/>
+                <w:i w:val="0"/>
+              </w:rPr>
               <w:t>O(1); insert/delete shifts → O(n)</w:t>
             </w:r>
           </w:p>
@@ -1584,6 +1950,7 @@
             <w:r>
               <w:rPr>
                 <w:b/>
+                <w:i w:val="0"/>
               </w:rPr>
               <w:t>Linked list</w:t>
             </w:r>
@@ -1596,6 +1963,10 @@
           <w:p>
             <w:r/>
             <w:r>
+              <w:rPr>
+                <w:b w:val="0"/>
+                <w:i w:val="0"/>
+              </w:rPr>
               <w:t>traverse / search</w:t>
             </w:r>
           </w:p>
@@ -1607,6 +1978,10 @@
           <w:p>
             <w:r/>
             <w:r>
+              <w:rPr>
+                <w:b w:val="0"/>
+                <w:i w:val="0"/>
+              </w:rPr>
               <w:t>O(n); insert/delete given node → O(1) (re-point)</w:t>
             </w:r>
           </w:p>
@@ -1622,6 +1997,7 @@
             <w:r>
               <w:rPr>
                 <w:b/>
+                <w:i w:val="0"/>
               </w:rPr>
               <w:t>Binary search tree</w:t>
             </w:r>
@@ -1634,6 +2010,10 @@
           <w:p>
             <w:r/>
             <w:r>
+              <w:rPr>
+                <w:b w:val="0"/>
+                <w:i w:val="0"/>
+              </w:rPr>
               <w:t>search / insert</w:t>
             </w:r>
           </w:p>
@@ -1645,6 +2025,10 @@
           <w:p>
             <w:r/>
             <w:r>
+              <w:rPr>
+                <w:b w:val="0"/>
+                <w:i w:val="0"/>
+              </w:rPr>
               <w:t>O(log n) avg (balanced), O(n) worst (degenerate); traversal O(n)</w:t>
             </w:r>
           </w:p>
@@ -1657,16 +2041,26 @@
         <w:pStyle w:val="ListBullet"/>
       </w:pPr>
       <w:r>
+        <w:rPr>
+          <w:b w:val="0"/>
+          <w:i w:val="0"/>
+        </w:rPr>
         <w:t xml:space="preserve">Circular queue uses </w:t>
       </w:r>
       <w:r>
         <w:rPr>
           <w:rFonts w:ascii="Consolas" w:hAnsi="Consolas"/>
+          <w:b w:val="0"/>
+          <w:i w:val="0"/>
           <w:sz w:val="19"/>
         </w:rPr>
         <w:t>MOD</w:t>
       </w:r>
       <w:r>
+        <w:rPr>
+          <w:b w:val="0"/>
+          <w:i w:val="0"/>
+        </w:rPr>
         <w:t xml:space="preserve"> to wrap pointers and reuse freed space.</w:t>
       </w:r>
     </w:p>
@@ -1677,19 +2071,29 @@
       <w:r>
         <w:rPr>
           <w:b/>
+          <w:i w:val="0"/>
         </w:rPr>
         <w:t>DFS uses a stack</w:t>
       </w:r>
       <w:r>
+        <w:rPr>
+          <w:b w:val="0"/>
+          <w:i w:val="0"/>
+        </w:rPr>
         <w:t xml:space="preserve"> (or recursion); </w:t>
       </w:r>
       <w:r>
         <w:rPr>
           <w:b/>
+          <w:i w:val="0"/>
         </w:rPr>
         <w:t>BFS uses a queue</w:t>
       </w:r>
       <w:r>
+        <w:rPr>
+          <w:b w:val="0"/>
+          <w:i w:val="0"/>
+        </w:rPr>
         <w:t>.</w:t>
       </w:r>
     </w:p>
@@ -1705,11 +2109,19 @@
         <w:pStyle w:val="Heading2"/>
       </w:pPr>
       <w:r>
+        <w:rPr>
+          <w:b w:val="0"/>
+          <w:i w:val="0"/>
+        </w:rPr>
         <w:t>Tree traversals</w:t>
       </w:r>
     </w:p>
     <w:p>
       <w:r>
+        <w:rPr>
+          <w:b w:val="0"/>
+          <w:i w:val="0"/>
+        </w:rPr>
         <w:t>Example tree: root 50; 30 (L) with children 20,40; 70 (R) with children 60,80.</w:t>
       </w:r>
     </w:p>
@@ -1740,6 +2152,7 @@
             <w:r>
               <w:rPr>
                 <w:b/>
+                <w:i w:val="0"/>
               </w:rPr>
               <w:t>Traversal</w:t>
             </w:r>
@@ -1759,6 +2172,7 @@
             <w:r>
               <w:rPr>
                 <w:b/>
+                <w:i w:val="0"/>
               </w:rPr>
               <w:t>Order</w:t>
             </w:r>
@@ -1778,6 +2192,7 @@
             <w:r>
               <w:rPr>
                 <w:b/>
+                <w:i w:val="0"/>
               </w:rPr>
               <w:t>Output</w:t>
             </w:r>
@@ -1797,6 +2212,7 @@
             <w:r>
               <w:rPr>
                 <w:b/>
+                <w:i w:val="0"/>
               </w:rPr>
               <w:t>Use</w:t>
             </w:r>
@@ -1813,6 +2229,7 @@
             <w:r>
               <w:rPr>
                 <w:b/>
+                <w:i w:val="0"/>
               </w:rPr>
               <w:t>Pre-order</w:t>
             </w:r>
@@ -1825,6 +2242,10 @@
           <w:p>
             <w:r/>
             <w:r>
+              <w:rPr>
+                <w:b w:val="0"/>
+                <w:i w:val="0"/>
+              </w:rPr>
               <w:t>Node → Left → Right</w:t>
             </w:r>
           </w:p>
@@ -1836,6 +2257,10 @@
           <w:p>
             <w:r/>
             <w:r>
+              <w:rPr>
+                <w:b w:val="0"/>
+                <w:i w:val="0"/>
+              </w:rPr>
               <w:t>50, 30, 20, 40, 70, 60, 80</w:t>
             </w:r>
           </w:p>
@@ -1847,6 +2272,10 @@
           <w:p>
             <w:r/>
             <w:r>
+              <w:rPr>
+                <w:b w:val="0"/>
+                <w:i w:val="0"/>
+              </w:rPr>
               <w:t>Copy a tree; prefix expressions</w:t>
             </w:r>
           </w:p>
@@ -1862,6 +2291,7 @@
             <w:r>
               <w:rPr>
                 <w:b/>
+                <w:i w:val="0"/>
               </w:rPr>
               <w:t>In-order</w:t>
             </w:r>
@@ -1874,6 +2304,10 @@
           <w:p>
             <w:r/>
             <w:r>
+              <w:rPr>
+                <w:b w:val="0"/>
+                <w:i w:val="0"/>
+              </w:rPr>
               <w:t>Left → Node → Right</w:t>
             </w:r>
           </w:p>
@@ -1885,6 +2319,10 @@
           <w:p>
             <w:r/>
             <w:r>
+              <w:rPr>
+                <w:b w:val="0"/>
+                <w:i w:val="0"/>
+              </w:rPr>
               <w:t>20, 30, 40, 50, 60, 70, 80</w:t>
             </w:r>
           </w:p>
@@ -1898,10 +2336,15 @@
             <w:r>
               <w:rPr>
                 <w:b/>
+                <w:i w:val="0"/>
               </w:rPr>
               <w:t>Ascending sorted</w:t>
             </w:r>
             <w:r>
+              <w:rPr>
+                <w:b w:val="0"/>
+                <w:i w:val="0"/>
+              </w:rPr>
               <w:t xml:space="preserve"> output from a BST</w:t>
             </w:r>
           </w:p>
@@ -1917,6 +2360,7 @@
             <w:r>
               <w:rPr>
                 <w:b/>
+                <w:i w:val="0"/>
               </w:rPr>
               <w:t>Post-order</w:t>
             </w:r>
@@ -1929,6 +2373,10 @@
           <w:p>
             <w:r/>
             <w:r>
+              <w:rPr>
+                <w:b w:val="0"/>
+                <w:i w:val="0"/>
+              </w:rPr>
               <w:t>Left → Right → Node</w:t>
             </w:r>
           </w:p>
@@ -1940,6 +2388,10 @@
           <w:p>
             <w:r/>
             <w:r>
+              <w:rPr>
+                <w:b w:val="0"/>
+                <w:i w:val="0"/>
+              </w:rPr>
               <w:t>20, 40, 30, 60, 80, 70, 50</w:t>
             </w:r>
           </w:p>
@@ -1951,6 +2403,10 @@
           <w:p>
             <w:r/>
             <w:r>
+              <w:rPr>
+                <w:b w:val="0"/>
+                <w:i w:val="0"/>
+              </w:rPr>
               <w:t>Delete a tree; evaluate RPN (postfix)</w:t>
             </w:r>
           </w:p>
@@ -1966,6 +2422,7 @@
             <w:r>
               <w:rPr>
                 <w:b/>
+                <w:i w:val="0"/>
               </w:rPr>
               <w:t>Breadth-first (BFS)</w:t>
             </w:r>
@@ -1978,15 +2435,24 @@
           <w:p>
             <w:r/>
             <w:r>
+              <w:rPr>
+                <w:b w:val="0"/>
+                <w:i w:val="0"/>
+              </w:rPr>
               <w:t xml:space="preserve">Level by level, L→R (uses a </w:t>
             </w:r>
             <w:r>
               <w:rPr>
                 <w:b/>
+                <w:i w:val="0"/>
               </w:rPr>
               <w:t>queue</w:t>
             </w:r>
             <w:r>
+              <w:rPr>
+                <w:b w:val="0"/>
+                <w:i w:val="0"/>
+              </w:rPr>
               <w:t>)</w:t>
             </w:r>
           </w:p>
@@ -1998,6 +2464,10 @@
           <w:p>
             <w:r/>
             <w:r>
+              <w:rPr>
+                <w:b w:val="0"/>
+                <w:i w:val="0"/>
+              </w:rPr>
               <w:t>50, 30, 70, 20, 40, 60, 80</w:t>
             </w:r>
           </w:p>
@@ -2009,6 +2479,10 @@
           <w:p>
             <w:r/>
             <w:r>
+              <w:rPr>
+                <w:b w:val="0"/>
+                <w:i w:val="0"/>
+              </w:rPr>
               <w:t>Shortest path in unweighted graph</w:t>
             </w:r>
           </w:p>
@@ -2021,42 +2495,66 @@
         <w:pStyle w:val="ListBullet"/>
       </w:pPr>
       <w:r>
+        <w:rPr>
+          <w:b w:val="0"/>
+          <w:i w:val="0"/>
+        </w:rPr>
         <w:t xml:space="preserve">Mnemonic — position of </w:t>
       </w:r>
       <w:r>
         <w:rPr>
           <w:b/>
+          <w:i w:val="0"/>
         </w:rPr>
         <w:t>Node</w:t>
       </w:r>
       <w:r>
+        <w:rPr>
+          <w:b w:val="0"/>
+          <w:i w:val="0"/>
+        </w:rPr>
         <w:t xml:space="preserve">: </w:t>
       </w:r>
       <w:r>
         <w:rPr>
           <w:b/>
+          <w:i w:val="0"/>
         </w:rPr>
         <w:t>Pre</w:t>
       </w:r>
       <w:r>
+        <w:rPr>
+          <w:b w:val="0"/>
+          <w:i w:val="0"/>
+        </w:rPr>
         <w:t xml:space="preserve"> = first, </w:t>
       </w:r>
       <w:r>
         <w:rPr>
           <w:b/>
+          <w:i w:val="0"/>
         </w:rPr>
         <w:t>In</w:t>
       </w:r>
       <w:r>
+        <w:rPr>
+          <w:b w:val="0"/>
+          <w:i w:val="0"/>
+        </w:rPr>
         <w:t xml:space="preserve"> = middle, </w:t>
       </w:r>
       <w:r>
         <w:rPr>
           <w:b/>
+          <w:i w:val="0"/>
         </w:rPr>
         <w:t>Post</w:t>
       </w:r>
       <w:r>
+        <w:rPr>
+          <w:b w:val="0"/>
+          <w:i w:val="0"/>
+        </w:rPr>
         <w:t xml:space="preserve"> = last.</w:t>
       </w:r>
     </w:p>
@@ -2065,15 +2563,24 @@
         <w:pStyle w:val="ListBullet"/>
       </w:pPr>
       <w:r>
+        <w:rPr>
+          <w:b w:val="0"/>
+          <w:i w:val="0"/>
+        </w:rPr>
         <w:t xml:space="preserve">Post-order is the </w:t>
       </w:r>
       <w:r>
         <w:rPr>
           <w:b/>
+          <w:i w:val="0"/>
         </w:rPr>
         <w:t>depth-first</w:t>
       </w:r>
       <w:r>
+        <w:rPr>
+          <w:b w:val="0"/>
+          <w:i w:val="0"/>
+        </w:rPr>
         <w:t xml:space="preserve"> traversal the spec names explicitly.</w:t>
       </w:r>
     </w:p>
@@ -2089,6 +2596,10 @@
         <w:pStyle w:val="Heading2"/>
       </w:pPr>
       <w:r>
+        <w:rPr>
+          <w:b w:val="0"/>
+          <w:i w:val="0"/>
+        </w:rPr>
         <w:t>Path-finding: Dijkstra vs A*</w:t>
       </w:r>
     </w:p>
@@ -2131,6 +2642,7 @@
             <w:r>
               <w:rPr>
                 <w:b/>
+                <w:i w:val="0"/>
               </w:rPr>
               <w:t>Dijkstra</w:t>
             </w:r>
@@ -2150,14 +2662,9 @@
             <w:r>
               <w:rPr>
                 <w:b/>
+                <w:i w:val="0"/>
               </w:rPr>
-              <w:t>A\</w:t>
-            </w:r>
-            <w:r>
-              <w:rPr>
-                <w:b/>
-              </w:rPr>
-              <w:t>*</w:t>
+              <w:t>A*</w:t>
             </w:r>
           </w:p>
         </w:tc>
@@ -2170,6 +2677,10 @@
           <w:p>
             <w:r/>
             <w:r>
+              <w:rPr>
+                <w:b w:val="0"/>
+                <w:i w:val="0"/>
+              </w:rPr>
               <w:t>Cost function</w:t>
             </w:r>
           </w:p>
@@ -2181,6 +2692,10 @@
           <w:p>
             <w:r/>
             <w:r>
+              <w:rPr>
+                <w:b w:val="0"/>
+                <w:i w:val="0"/>
+              </w:rPr>
               <w:t>g(n) only</w:t>
             </w:r>
           </w:p>
@@ -2194,6 +2709,7 @@
             <w:r>
               <w:rPr>
                 <w:b/>
+                <w:i w:val="0"/>
               </w:rPr>
               <w:t>f(n) = g(n) + h(n)</w:t>
             </w:r>
@@ -2208,6 +2724,10 @@
           <w:p>
             <w:r/>
             <w:r>
+              <w:rPr>
+                <w:b w:val="0"/>
+                <w:i w:val="0"/>
+              </w:rPr>
               <w:t>Heuristic?</w:t>
             </w:r>
           </w:p>
@@ -2219,6 +2739,10 @@
           <w:p>
             <w:r/>
             <w:r>
+              <w:rPr>
+                <w:b w:val="0"/>
+                <w:i w:val="0"/>
+              </w:rPr>
               <w:t>No (uninformed)</w:t>
             </w:r>
           </w:p>
@@ -2232,10 +2756,15 @@
             <w:r>
               <w:rPr>
                 <w:b/>
+                <w:i w:val="0"/>
               </w:rPr>
               <w:t>Yes</w:t>
             </w:r>
             <w:r>
+              <w:rPr>
+                <w:b w:val="0"/>
+                <w:i w:val="0"/>
+              </w:rPr>
               <w:t xml:space="preserve"> (informed)</w:t>
             </w:r>
           </w:p>
@@ -2249,6 +2778,10 @@
           <w:p>
             <w:r/>
             <w:r>
+              <w:rPr>
+                <w:b w:val="0"/>
+                <w:i w:val="0"/>
+              </w:rPr>
               <w:t>Search shape</w:t>
             </w:r>
           </w:p>
@@ -2260,6 +2793,10 @@
           <w:p>
             <w:r/>
             <w:r>
+              <w:rPr>
+                <w:b w:val="0"/>
+                <w:i w:val="0"/>
+              </w:rPr>
               <w:t>Outward in all directions</w:t>
             </w:r>
           </w:p>
@@ -2271,6 +2808,10 @@
           <w:p>
             <w:r/>
             <w:r>
+              <w:rPr>
+                <w:b w:val="0"/>
+                <w:i w:val="0"/>
+              </w:rPr>
               <w:t>Directed toward the goal</w:t>
             </w:r>
           </w:p>
@@ -2284,6 +2825,10 @@
           <w:p>
             <w:r/>
             <w:r>
+              <w:rPr>
+                <w:b w:val="0"/>
+                <w:i w:val="0"/>
+              </w:rPr>
               <w:t>Typical use</w:t>
             </w:r>
           </w:p>
@@ -2295,15 +2840,24 @@
           <w:p>
             <w:r/>
             <w:r>
+              <w:rPr>
+                <w:b w:val="0"/>
+                <w:i w:val="0"/>
+              </w:rPr>
               <w:t xml:space="preserve">Shortest path to </w:t>
             </w:r>
             <w:r>
               <w:rPr>
                 <w:b/>
+                <w:i w:val="0"/>
               </w:rPr>
               <w:t>all</w:t>
             </w:r>
             <w:r>
+              <w:rPr>
+                <w:b w:val="0"/>
+                <w:i w:val="0"/>
+              </w:rPr>
               <w:t xml:space="preserve"> nodes</w:t>
             </w:r>
           </w:p>
@@ -2315,15 +2869,24 @@
           <w:p>
             <w:r/>
             <w:r>
+              <w:rPr>
+                <w:b w:val="0"/>
+                <w:i w:val="0"/>
+              </w:rPr>
               <w:t xml:space="preserve">Shortest path to </w:t>
             </w:r>
             <w:r>
               <w:rPr>
                 <w:b/>
+                <w:i w:val="0"/>
               </w:rPr>
               <w:t>one</w:t>
             </w:r>
             <w:r>
+              <w:rPr>
+                <w:b w:val="0"/>
+                <w:i w:val="0"/>
+              </w:rPr>
               <w:t xml:space="preserve"> goal</w:t>
             </w:r>
           </w:p>
@@ -2337,6 +2900,10 @@
           <w:p>
             <w:r/>
             <w:r>
+              <w:rPr>
+                <w:b w:val="0"/>
+                <w:i w:val="0"/>
+              </w:rPr>
               <w:t>Efficiency</w:t>
             </w:r>
           </w:p>
@@ -2348,6 +2915,10 @@
           <w:p>
             <w:r/>
             <w:r>
+              <w:rPr>
+                <w:b w:val="0"/>
+                <w:i w:val="0"/>
+              </w:rPr>
               <w:t>Explores more nodes</w:t>
             </w:r>
           </w:p>
@@ -2359,15 +2930,24 @@
           <w:p>
             <w:r/>
             <w:r>
+              <w:rPr>
+                <w:b w:val="0"/>
+                <w:i w:val="0"/>
+              </w:rPr>
               <w:t xml:space="preserve">Usually explores </w:t>
             </w:r>
             <w:r>
               <w:rPr>
                 <w:b/>
+                <w:i w:val="0"/>
               </w:rPr>
               <w:t>fewer</w:t>
             </w:r>
             <w:r>
+              <w:rPr>
+                <w:b w:val="0"/>
+                <w:i w:val="0"/>
+              </w:rPr>
               <w:t xml:space="preserve"> → faster</w:t>
             </w:r>
           </w:p>
@@ -2381,6 +2961,10 @@
           <w:p>
             <w:r/>
             <w:r>
+              <w:rPr>
+                <w:b w:val="0"/>
+                <w:i w:val="0"/>
+              </w:rPr>
               <w:t>Optimality</w:t>
             </w:r>
           </w:p>
@@ -2392,6 +2976,10 @@
           <w:p>
             <w:r/>
             <w:r>
+              <w:rPr>
+                <w:b w:val="0"/>
+                <w:i w:val="0"/>
+              </w:rPr>
               <w:t>Optimal (non-negative weights)</w:t>
             </w:r>
           </w:p>
@@ -2403,11 +2991,16 @@
           <w:p>
             <w:r/>
             <w:r>
+              <w:rPr>
+                <w:b w:val="0"/>
+                <w:i w:val="0"/>
+              </w:rPr>
               <w:t xml:space="preserve">Optimal </w:t>
             </w:r>
             <w:r>
               <w:rPr>
                 <w:b/>
+                <w:i w:val="0"/>
               </w:rPr>
               <w:t>if heuristic admissible</w:t>
             </w:r>
@@ -2423,37 +3016,57 @@
       <w:r>
         <w:rPr>
           <w:b/>
+          <w:i w:val="0"/>
         </w:rPr>
         <w:t>g(n)</w:t>
       </w:r>
       <w:r>
+        <w:rPr>
+          <w:b w:val="0"/>
+          <w:i w:val="0"/>
+        </w:rPr>
         <w:t xml:space="preserve"> = actual cost from start to n. </w:t>
       </w:r>
       <w:r>
         <w:rPr>
           <w:b/>
+          <w:i w:val="0"/>
         </w:rPr>
         <w:t>h(n)</w:t>
       </w:r>
       <w:r>
+        <w:rPr>
+          <w:b w:val="0"/>
+          <w:i w:val="0"/>
+        </w:rPr>
         <w:t xml:space="preserve"> = heuristic </w:t>
       </w:r>
       <w:r>
         <w:rPr>
+          <w:b w:val="0"/>
           <w:i/>
         </w:rPr>
         <w:t>estimate</w:t>
       </w:r>
       <w:r>
+        <w:rPr>
+          <w:b w:val="0"/>
+          <w:i w:val="0"/>
+        </w:rPr>
         <w:t xml:space="preserve"> of cost from n to goal (e.g. straight-line/Manhattan). </w:t>
       </w:r>
       <w:r>
         <w:rPr>
           <w:b/>
+          <w:i w:val="0"/>
         </w:rPr>
         <w:t>f(n)</w:t>
       </w:r>
       <w:r>
+        <w:rPr>
+          <w:b w:val="0"/>
+          <w:i w:val="0"/>
+        </w:rPr>
         <w:t xml:space="preserve"> = estimated total cost; always expand lowest f(n) next.</w:t>
       </w:r>
     </w:p>
@@ -2464,10 +3077,15 @@
       <w:r>
         <w:rPr>
           <w:b/>
+          <w:i w:val="0"/>
         </w:rPr>
-        <w:t>A\* adds a heuristic estimate of the remaining distance to the goal</w:t>
+        <w:t>A* adds a heuristic estimate of the remaining distance to the goal</w:t>
       </w:r>
       <w:r>
+        <w:rPr>
+          <w:b w:val="0"/>
+          <w:i w:val="0"/>
+        </w:rPr>
         <w:t xml:space="preserve"> — that is the key difference.</w:t>
       </w:r>
     </w:p>
@@ -2476,25 +3094,25 @@
         <w:pStyle w:val="ListBullet"/>
       </w:pPr>
       <w:r>
+        <w:rPr>
+          <w:b w:val="0"/>
+          <w:i w:val="0"/>
+        </w:rPr>
         <w:t xml:space="preserve">Heuristic must be </w:t>
       </w:r>
       <w:r>
         <w:rPr>
           <w:b/>
+          <w:i w:val="0"/>
         </w:rPr>
         <w:t>admissible</w:t>
       </w:r>
       <w:r>
-        <w:t xml:space="preserve"> (never overestimates) for A\</w:t>
-      </w:r>
-      <w:r>
         <w:rPr>
-          <w:i/>
+          <w:b w:val="0"/>
+          <w:i w:val="0"/>
         </w:rPr>
-        <w:t xml:space="preserve"> to guarantee the optimal path. If h(n)=0, A\</w:t>
-      </w:r>
-      <w:r>
-        <w:t xml:space="preserve"> reduces exactly to Dijkstra.</w:t>
+        <w:t xml:space="preserve"> (never overestimates) for A* to guarantee the optimal path. If h(n)=0, A* reduces exactly to Dijkstra.</w:t>
       </w:r>
     </w:p>
     <w:p>
@@ -2502,6 +3120,10 @@
         <w:pStyle w:val="ListBullet"/>
       </w:pPr>
       <w:r>
+        <w:rPr>
+          <w:b w:val="0"/>
+          <w:i w:val="0"/>
+        </w:rPr>
         <w:t>Dijkstra: always visit the unvisited node with smallest tentative distance; relax neighbours; once visited, distance is final (don't update settled nodes).</w:t>
       </w:r>
     </w:p>
@@ -2517,6 +3139,10 @@
         <w:pStyle w:val="Heading2"/>
       </w:pPr>
       <w:r>
+        <w:rPr>
+          <w:b w:val="0"/>
+          <w:i w:val="0"/>
+        </w:rPr>
         <w:t>Must-know definitions</w:t>
       </w:r>
     </w:p>
@@ -2545,6 +3171,7 @@
             <w:r>
               <w:rPr>
                 <w:b/>
+                <w:i w:val="0"/>
               </w:rPr>
               <w:t>Term</w:t>
             </w:r>
@@ -2564,6 +3191,7 @@
             <w:r>
               <w:rPr>
                 <w:b/>
+                <w:i w:val="0"/>
               </w:rPr>
               <w:t>Definition</w:t>
             </w:r>
@@ -2580,6 +3208,7 @@
             <w:r>
               <w:rPr>
                 <w:b/>
+                <w:i w:val="0"/>
               </w:rPr>
               <w:t>Algorithm</w:t>
             </w:r>
@@ -2592,6 +3221,10 @@
           <w:p>
             <w:r/>
             <w:r>
+              <w:rPr>
+                <w:b w:val="0"/>
+                <w:i w:val="0"/>
+              </w:rPr>
               <w:t>A precise, finite sequence of steps to solve a problem.</w:t>
             </w:r>
           </w:p>
@@ -2607,6 +3240,7 @@
             <w:r>
               <w:rPr>
                 <w:b/>
+                <w:i w:val="0"/>
               </w:rPr>
               <w:t>Big O notation</w:t>
             </w:r>
@@ -2619,6 +3253,10 @@
           <w:p>
             <w:r/>
             <w:r>
+              <w:rPr>
+                <w:b w:val="0"/>
+                <w:i w:val="0"/>
+              </w:rPr>
               <w:t>How an algorithm's time/space requirement grows with input size n (worst case).</w:t>
             </w:r>
           </w:p>
@@ -2634,6 +3272,7 @@
             <w:r>
               <w:rPr>
                 <w:b/>
+                <w:i w:val="0"/>
               </w:rPr>
               <w:t>Time complexity</w:t>
             </w:r>
@@ -2646,6 +3285,10 @@
           <w:p>
             <w:r/>
             <w:r>
+              <w:rPr>
+                <w:b w:val="0"/>
+                <w:i w:val="0"/>
+              </w:rPr>
               <w:t>Number of operations as a function of input size.</w:t>
             </w:r>
           </w:p>
@@ -2661,6 +3304,7 @@
             <w:r>
               <w:rPr>
                 <w:b/>
+                <w:i w:val="0"/>
               </w:rPr>
               <w:t>Space complexity</w:t>
             </w:r>
@@ -2673,6 +3317,10 @@
           <w:p>
             <w:r/>
             <w:r>
+              <w:rPr>
+                <w:b w:val="0"/>
+                <w:i w:val="0"/>
+              </w:rPr>
               <w:t>Memory required as a function of input size.</w:t>
             </w:r>
           </w:p>
@@ -2688,6 +3336,7 @@
             <w:r>
               <w:rPr>
                 <w:b/>
+                <w:i w:val="0"/>
               </w:rPr>
               <w:t>Tractable / Intractable</w:t>
             </w:r>
@@ -2700,6 +3349,10 @@
           <w:p>
             <w:r/>
             <w:r>
+              <w:rPr>
+                <w:b w:val="0"/>
+                <w:i w:val="0"/>
+              </w:rPr>
               <w:t>Solvable in polynomial time or better / only exponential or worse.</w:t>
             </w:r>
           </w:p>
@@ -2715,6 +3368,7 @@
             <w:r>
               <w:rPr>
                 <w:b/>
+                <w:i w:val="0"/>
               </w:rPr>
               <w:t>Divide and conquer</w:t>
             </w:r>
@@ -2727,6 +3381,10 @@
           <w:p>
             <w:r/>
             <w:r>
+              <w:rPr>
+                <w:b w:val="0"/>
+                <w:i w:val="0"/>
+              </w:rPr>
               <w:t>Break into subproblems, solve, combine (merge/quick sort, binary search).</w:t>
             </w:r>
           </w:p>
@@ -2742,6 +3400,7 @@
             <w:r>
               <w:rPr>
                 <w:b/>
+                <w:i w:val="0"/>
               </w:rPr>
               <w:t>Pivot</w:t>
             </w:r>
@@ -2754,6 +3413,10 @@
           <w:p>
             <w:r/>
             <w:r>
+              <w:rPr>
+                <w:b w:val="0"/>
+                <w:i w:val="0"/>
+              </w:rPr>
               <w:t>Element chosen in quick sort to partition the list.</w:t>
             </w:r>
           </w:p>
@@ -2769,6 +3432,7 @@
             <w:r>
               <w:rPr>
                 <w:b/>
+                <w:i w:val="0"/>
               </w:rPr>
               <w:t>Stable sort</w:t>
             </w:r>
@@ -2781,6 +3445,10 @@
           <w:p>
             <w:r/>
             <w:r>
+              <w:rPr>
+                <w:b w:val="0"/>
+                <w:i w:val="0"/>
+              </w:rPr>
               <w:t>Preserves relative order of equal elements.</w:t>
             </w:r>
           </w:p>
@@ -2796,6 +3464,7 @@
             <w:r>
               <w:rPr>
                 <w:b/>
+                <w:i w:val="0"/>
               </w:rPr>
               <w:t>Heuristic</w:t>
             </w:r>
@@ -2808,7 +3477,11 @@
           <w:p>
             <w:r/>
             <w:r>
-              <w:t>A rule-of-thumb estimate; in A\*, estimate h(n) of remaining cost to goal.</w:t>
+              <w:rPr>
+                <w:b w:val="0"/>
+                <w:i w:val="0"/>
+              </w:rPr>
+              <w:t>A rule-of-thumb estimate; in A*, estimate h(n) of remaining cost to goal.</w:t>
             </w:r>
           </w:p>
         </w:tc>
@@ -2823,6 +3496,7 @@
             <w:r>
               <w:rPr>
                 <w:b/>
+                <w:i w:val="0"/>
               </w:rPr>
               <w:t>Admissible heuristic</w:t>
             </w:r>
@@ -2835,7 +3509,11 @@
           <w:p>
             <w:r/>
             <w:r>
-              <w:t>One that never overestimates the true remaining cost → guarantees A\* optimality.</w:t>
+              <w:rPr>
+                <w:b w:val="0"/>
+                <w:i w:val="0"/>
+              </w:rPr>
+              <w:t>One that never overestimates the true remaining cost → guarantees A* optimality.</w:t>
             </w:r>
           </w:p>
         </w:tc>
@@ -2850,6 +3528,7 @@
             <w:r>
               <w:rPr>
                 <w:b/>
+                <w:i w:val="0"/>
               </w:rPr>
               <w:t>Traversal</w:t>
             </w:r>
@@ -2862,6 +3541,10 @@
           <w:p>
             <w:r/>
             <w:r>
+              <w:rPr>
+                <w:b w:val="0"/>
+                <w:i w:val="0"/>
+              </w:rPr>
               <w:t>Visiting every node of a structure in a defined order.</w:t>
             </w:r>
           </w:p>
@@ -2881,6 +3564,10 @@
         <w:pStyle w:val="Heading2"/>
       </w:pPr>
       <w:r>
+        <w:rPr>
+          <w:b w:val="0"/>
+          <w:i w:val="0"/>
+        </w:rPr>
         <w:t>Top exam reminders</w:t>
       </w:r>
     </w:p>
@@ -2891,10 +3578,15 @@
       <w:r>
         <w:rPr>
           <w:b/>
+          <w:i w:val="0"/>
         </w:rPr>
         <w:t>Binary search is O(log n) and REQUIRES sorted data</w:t>
       </w:r>
       <w:r>
+        <w:rPr>
+          <w:b w:val="0"/>
+          <w:i w:val="0"/>
+        </w:rPr>
         <w:t xml:space="preserve"> — always state the precondition.</w:t>
       </w:r>
     </w:p>
@@ -2905,28 +3597,43 @@
       <w:r>
         <w:rPr>
           <w:b/>
+          <w:i w:val="0"/>
         </w:rPr>
         <w:t>Quick sort worst case is O(n²)</w:t>
       </w:r>
       <w:r>
+        <w:rPr>
+          <w:b w:val="0"/>
+          <w:i w:val="0"/>
+        </w:rPr>
         <w:t xml:space="preserve"> (poor pivot / already-sorted); </w:t>
       </w:r>
       <w:r>
         <w:rPr>
           <w:b/>
+          <w:i w:val="0"/>
         </w:rPr>
         <w:t>merge sort guarantees O(n log n)</w:t>
       </w:r>
       <w:r>
+        <w:rPr>
+          <w:b w:val="0"/>
+          <w:i w:val="0"/>
+        </w:rPr>
         <w:t xml:space="preserve"> but uses </w:t>
       </w:r>
       <w:r>
         <w:rPr>
           <w:b/>
+          <w:i w:val="0"/>
         </w:rPr>
         <w:t>O(n) extra space</w:t>
       </w:r>
       <w:r>
+        <w:rPr>
+          <w:b w:val="0"/>
+          <w:i w:val="0"/>
+        </w:rPr>
         <w:t xml:space="preserve"> — classic time-vs-space trade-off.</w:t>
       </w:r>
     </w:p>
@@ -2937,10 +3644,15 @@
       <w:r>
         <w:rPr>
           <w:b/>
+          <w:i w:val="0"/>
         </w:rPr>
         <w:t>Always justify</w:t>
       </w:r>
       <w:r>
+        <w:rPr>
+          <w:b w:val="0"/>
+          <w:i w:val="0"/>
+        </w:rPr>
         <w:t xml:space="preserve"> a Big O, e.g. "O(n²) because of the nested loop — each of n passes makes up to n comparisons."</w:t>
       </w:r>
     </w:p>
@@ -2951,10 +3663,15 @@
       <w:r>
         <w:rPr>
           <w:b/>
+          <w:i w:val="0"/>
         </w:rPr>
         <w:t>DFS uses a stack; BFS uses a queue.</w:t>
       </w:r>
       <w:r>
+        <w:rPr>
+          <w:b w:val="0"/>
+          <w:i w:val="0"/>
+        </w:rPr>
         <w:t xml:space="preserve"> Don't mix them up.</w:t>
       </w:r>
     </w:p>
@@ -2965,19 +3682,29 @@
       <w:r>
         <w:rPr>
           <w:b/>
+          <w:i w:val="0"/>
         </w:rPr>
         <w:t>In-order traversal of a BST outputs values in ascending order</w:t>
       </w:r>
       <w:r>
+        <w:rPr>
+          <w:b w:val="0"/>
+          <w:i w:val="0"/>
+        </w:rPr>
         <w:t xml:space="preserve">; bubble sort best case is O(n) </w:t>
       </w:r>
       <w:r>
         <w:rPr>
           <w:b/>
+          <w:i w:val="0"/>
         </w:rPr>
         <w:t>only with a swap flag</w:t>
       </w:r>
       <w:r>
+        <w:rPr>
+          <w:b w:val="0"/>
+          <w:i w:val="0"/>
+        </w:rPr>
         <w:t>.</w:t>
       </w:r>
     </w:p>
